--- a/4.1/形策/19222126-董自经.docx
+++ b/4.1/形策/19222126-董自经.docx
@@ -74,7 +74,6 @@
           <w:p>
             <w:pPr>
               <w:rPr>
-                <w:rFonts w:hint="eastAsia"/>
                 <w:color w:val="000000"/>
               </w:rPr>
             </w:pPr>
@@ -358,29 +357,7 @@
           <w:szCs w:val="32"/>
           <w:u w:val="single"/>
         </w:rPr>
-        <w:t xml:space="preserve">    </w:t>
-      </w:r>
-      <w:proofErr w:type="gramStart"/>
-      <w:r>
-        <w:rPr>
-          <w:rFonts w:ascii="宋体" w:hAnsi="宋体" w:hint="eastAsia"/>
-          <w:color w:val="000000"/>
-          <w:sz w:val="28"/>
-          <w:szCs w:val="32"/>
-          <w:u w:val="single"/>
-        </w:rPr>
-        <w:t>计科</w:t>
-      </w:r>
-      <w:proofErr w:type="gramEnd"/>
-      <w:r>
-        <w:rPr>
-          <w:rFonts w:ascii="宋体" w:hAnsi="宋体" w:hint="eastAsia"/>
-          <w:color w:val="000000"/>
-          <w:sz w:val="28"/>
-          <w:szCs w:val="32"/>
-          <w:u w:val="single"/>
-        </w:rPr>
-        <w:t>221</w:t>
+        <w:t xml:space="preserve">    计科221</w:t>
       </w:r>
       <w:r>
         <w:rPr>
@@ -460,7 +437,17 @@
           <w:szCs w:val="32"/>
           <w:u w:val="single"/>
         </w:rPr>
-        <w:t>2025-2026第二学年</w:t>
+        <w:t>2025-2026第</w:t>
+      </w:r>
+      <w:r>
+        <w:rPr>
+          <w:rFonts w:ascii="宋体" w:hAnsi="宋体" w:hint="eastAsia"/>
+          <w:color w:val="000000"/>
+          <w:sz w:val="28"/>
+          <w:szCs w:val="32"/>
+          <w:u w:val="single"/>
+        </w:rPr>
+        <w:t>一学期</w:t>
       </w:r>
       <w:r>
         <w:rPr>
@@ -1026,12 +1013,35 @@
       <w:pPr>
         <w:jc w:val="center"/>
         <w:rPr>
+          <w:rFonts w:ascii="黑体" w:eastAsia="黑体" w:hAnsi="黑体" w:hint="eastAsia"/>
+          <w:b/>
+          <w:bCs/>
+          <w:sz w:val="44"/>
+          <w:szCs w:val="44"/>
+        </w:rPr>
+      </w:pPr>
+      <w:r>
+        <w:rPr>
           <w:rFonts w:ascii="黑体" w:eastAsia="黑体" w:hAnsi="黑体"/>
           <w:b/>
           <w:bCs/>
           <w:sz w:val="44"/>
           <w:szCs w:val="44"/>
         </w:rPr>
+        <w:lastRenderedPageBreak/>
+        <w:t>中长期规划引领下中国式现代化的</w:t>
+      </w:r>
+    </w:p>
+    <w:p>
+      <w:pPr>
+        <w:jc w:val="center"/>
+        <w:rPr>
+          <w:rFonts w:ascii="黑体" w:eastAsia="黑体" w:hAnsi="黑体" w:hint="eastAsia"/>
+          <w:b/>
+          <w:bCs/>
+          <w:sz w:val="44"/>
+          <w:szCs w:val="44"/>
+        </w:rPr>
       </w:pPr>
       <w:r>
         <w:rPr>
@@ -1041,29 +1051,6 @@
           <w:sz w:val="44"/>
           <w:szCs w:val="44"/>
         </w:rPr>
-        <w:lastRenderedPageBreak/>
-        <w:t>中长期规划引领下中国式现代化的</w:t>
-      </w:r>
-    </w:p>
-    <w:p>
-      <w:pPr>
-        <w:jc w:val="center"/>
-        <w:rPr>
-          <w:rFonts w:ascii="黑体" w:eastAsia="黑体" w:hAnsi="黑体"/>
-          <w:b/>
-          <w:bCs/>
-          <w:sz w:val="44"/>
-          <w:szCs w:val="44"/>
-        </w:rPr>
-      </w:pPr>
-      <w:r>
-        <w:rPr>
-          <w:rFonts w:ascii="黑体" w:eastAsia="黑体" w:hAnsi="黑体"/>
-          <w:b/>
-          <w:bCs/>
-          <w:sz w:val="44"/>
-          <w:szCs w:val="44"/>
-        </w:rPr>
         <w:t>实践路径与发展保障</w:t>
       </w:r>
     </w:p>
@@ -1077,7 +1064,6 @@
           <w:sz w:val="24"/>
         </w:rPr>
       </w:pPr>
-      <w:proofErr w:type="gramStart"/>
       <w:r>
         <w:rPr>
           <w:rFonts w:ascii="仿宋" w:eastAsia="仿宋" w:hAnsi="仿宋" w:hint="eastAsia"/>
@@ -1085,26 +1071,49 @@
           <w:bCs/>
           <w:sz w:val="24"/>
         </w:rPr>
-        <w:t>计科</w:t>
-      </w:r>
-      <w:proofErr w:type="gramEnd"/>
-      <w:r>
-        <w:rPr>
-          <w:rFonts w:ascii="仿宋" w:eastAsia="仿宋" w:hAnsi="仿宋" w:hint="eastAsia"/>
-          <w:b/>
-          <w:bCs/>
-          <w:sz w:val="24"/>
-        </w:rPr>
-        <w:t>221 董自经</w:t>
-      </w:r>
-    </w:p>
-    <w:p>
-      <w:pPr>
+        <w:t>计科221 董自经</w:t>
+      </w:r>
+    </w:p>
+    <w:p>
+      <w:pPr>
+        <w:rPr>
+          <w:rFonts w:ascii="宋体" w:hAnsi="宋体" w:hint="eastAsia"/>
+          <w:sz w:val="18"/>
+          <w:szCs w:val="18"/>
+        </w:rPr>
+      </w:pPr>
+      <w:r>
+        <w:rPr>
+          <w:rFonts w:ascii="黑体" w:eastAsia="黑体" w:hAnsi="黑体"/>
+          <w:sz w:val="18"/>
+          <w:szCs w:val="18"/>
+        </w:rPr>
+        <w:t>摘要</w:t>
+      </w:r>
+      <w:r>
+        <w:rPr>
+          <w:rFonts w:ascii="黑体" w:eastAsia="黑体" w:hAnsi="黑体" w:hint="eastAsia"/>
+          <w:sz w:val="18"/>
+          <w:szCs w:val="18"/>
+        </w:rPr>
+        <w:t>：</w:t>
+      </w:r>
+      <w:r>
         <w:rPr>
           <w:rFonts w:ascii="宋体" w:hAnsi="宋体"/>
           <w:sz w:val="18"/>
           <w:szCs w:val="18"/>
         </w:rPr>
+        <w:t>用中长期规划指导经济社会发展是中国共产党治国理政的重要方式，更是推进中国式现代化的关键支撑。本文基于相关重要文献与会议精神，立足“十五五”时期战略机遇与风险挑战并存的发展环境，系统分析中长期规划在统筹高质量发展、全面深化改革、维护国家安全中的核心作用。研究指出，中国式现代化的推进需以中长期规划为引领，通过夯实实体经济根基、深化城乡融合改革、激发市场主体活力、构建全国统一大市场筑牢发展根基；以总体国家安全观为保障，统筹发展与安全、国内与国际两个大局；以扩大高水平开放、推进民族团结进步凝聚发展合力。本文旨在厘清中长期规划与中国式现代化的内在逻辑，为“十五五”时期经济社会高质量发展提供理论参考。</w:t>
+      </w:r>
+    </w:p>
+    <w:p>
+      <w:pPr>
+        <w:rPr>
+          <w:rFonts w:ascii="宋体" w:hAnsi="宋体" w:hint="eastAsia"/>
+          <w:sz w:val="18"/>
+          <w:szCs w:val="18"/>
+        </w:rPr>
       </w:pPr>
       <w:r>
         <w:rPr>
@@ -1112,7 +1121,7 @@
           <w:sz w:val="18"/>
           <w:szCs w:val="18"/>
         </w:rPr>
-        <w:t>摘要</w:t>
+        <w:t>关键词</w:t>
       </w:r>
       <w:r>
         <w:rPr>
@@ -1128,31 +1137,433 @@
           <w:sz w:val="18"/>
           <w:szCs w:val="18"/>
         </w:rPr>
-        <w:t>用中长期规划指导经济社会发展是中国共产党治国理政的重要方式，更是推进中国式现代化的关键支撑。本文基于相关重要文献与会议精神，立足“十五五”时期战略机遇与风险挑战并存的发展环境，系统分析中长期规划在统筹高质量发展、全面深化改革、维护国家安全中的核心作用。研究指出，中国式现代化的推进需以中长期规划为引领，通过夯实实体经济根基、深化城乡融合改革、激发市场主体活力、构建全国统一大市场筑牢发展根基；</w:t>
-      </w:r>
-      <w:proofErr w:type="gramStart"/>
+        <w:t>中长期规划；中国式现代化；高质量发展；国家安全；全面深化改革</w:t>
+      </w:r>
+    </w:p>
+    <w:p>
+      <w:pPr>
+        <w:rPr>
+          <w:rFonts w:ascii="仿宋" w:eastAsia="仿宋" w:hAnsi="仿宋" w:hint="eastAsia"/>
+          <w:sz w:val="28"/>
+          <w:szCs w:val="28"/>
+        </w:rPr>
+      </w:pPr>
+      <w:r>
+        <w:rPr>
+          <w:rFonts w:ascii="仿宋" w:eastAsia="仿宋" w:hAnsi="仿宋" w:hint="eastAsia"/>
+          <w:sz w:val="28"/>
+          <w:szCs w:val="28"/>
+        </w:rPr>
+        <w:t>1</w:t>
+      </w:r>
+      <w:r>
+        <w:rPr>
+          <w:rFonts w:ascii="仿宋" w:eastAsia="仿宋" w:hAnsi="仿宋"/>
+          <w:sz w:val="28"/>
+          <w:szCs w:val="28"/>
+        </w:rPr>
+        <w:t>引言</w:t>
+      </w:r>
+    </w:p>
+    <w:p>
+      <w:pPr>
+        <w:ind w:firstLineChars="200" w:firstLine="420"/>
+        <w:rPr>
+          <w:rFonts w:ascii="宋体" w:hAnsi="宋体" w:hint="eastAsia"/>
+          <w:szCs w:val="21"/>
+        </w:rPr>
+      </w:pPr>
       <w:r>
         <w:rPr>
           <w:rFonts w:ascii="宋体" w:hAnsi="宋体"/>
-          <w:sz w:val="18"/>
-          <w:szCs w:val="18"/>
-        </w:rPr>
-        <w:t>以总体</w:t>
-      </w:r>
-      <w:proofErr w:type="gramEnd"/>
+          <w:szCs w:val="21"/>
+        </w:rPr>
+        <w:t>中国式现代化是人口规模巨大、全体人民共同富裕、物质文明和精神文明相协调、人与自然和谐共生、走和平发展道路的现代化，其推进过程需应对复杂多变的内外环境与艰巨繁重的改革发展任务。习近平指出，用中长期规划指导经济社会发展是我们党治国理政的一种重要方式，这一方式在“十四五”时期的实践中已充分彰显优势，推动我国经济实力、科技实力、综合国力跃上新台阶，为第二个百年奋斗目标新征程实现良好开局。</w:t>
+      </w:r>
+    </w:p>
+    <w:p>
+      <w:pPr>
+        <w:ind w:firstLineChars="200" w:firstLine="420"/>
+        <w:rPr>
+          <w:rFonts w:ascii="宋体" w:hAnsi="宋体" w:hint="eastAsia"/>
+          <w:szCs w:val="21"/>
+        </w:rPr>
+      </w:pPr>
       <w:r>
         <w:rPr>
           <w:rFonts w:ascii="宋体" w:hAnsi="宋体"/>
-          <w:sz w:val="18"/>
-          <w:szCs w:val="18"/>
-        </w:rPr>
-        <w:t>国家安全观为保障，统筹发展与安全、国内与国际两个大局；以扩大高水平开放、推进民族团结进步凝聚发展合力。本文旨在厘清中长期规划与中国式现代化的内在逻辑，为“十五五”时期经济社会高质量发展提供理论参考。</w:t>
-      </w:r>
-    </w:p>
-    <w:p>
-      <w:pPr>
+          <w:szCs w:val="21"/>
+        </w:rPr>
+        <w:t>“十五五”时期是基本实现社会主义现代化夯实基础、全面发力的关键时期，具有承前启后的重要地位。当前，我国发展处于战略机遇和风险挑战并存、不确定难预料因素增多的时期，既要应对国际格局深刻调整带来的外部压力，也要破解国内改革发展中的深层次矛盾。在此背景下，深入研读《中共中央关于进一步全面深化改革推进中国式现代化的决定》《加快建设农业强国规划(2024－2035年）》等重要文献，准确把握中长期规划的战略导向，探索中国式现代化的实践路径与发展保障，具有重要的理论与现实意义。</w:t>
+      </w:r>
+    </w:p>
+    <w:p>
+      <w:pPr>
+        <w:rPr>
+          <w:rFonts w:ascii="仿宋" w:eastAsia="仿宋" w:hAnsi="仿宋" w:hint="eastAsia"/>
+          <w:sz w:val="28"/>
+          <w:szCs w:val="28"/>
+        </w:rPr>
+      </w:pPr>
+      <w:r>
+        <w:rPr>
+          <w:rFonts w:ascii="仿宋" w:eastAsia="仿宋" w:hAnsi="仿宋" w:hint="eastAsia"/>
+          <w:sz w:val="28"/>
+          <w:szCs w:val="28"/>
+        </w:rPr>
+        <w:t>2</w:t>
+      </w:r>
+      <w:r>
+        <w:rPr>
+          <w:rFonts w:ascii="仿宋" w:eastAsia="仿宋" w:hAnsi="仿宋"/>
+          <w:sz w:val="28"/>
+          <w:szCs w:val="28"/>
+        </w:rPr>
+        <w:t>中长期规划引领中国式现代化的核心逻辑</w:t>
+      </w:r>
+    </w:p>
+    <w:p>
+      <w:pPr>
+        <w:rPr>
+          <w:rFonts w:ascii="黑体" w:eastAsia="黑体" w:hAnsi="黑体" w:hint="eastAsia"/>
+          <w:szCs w:val="21"/>
+        </w:rPr>
+      </w:pPr>
+      <w:r>
+        <w:rPr>
+          <w:rFonts w:ascii="黑体" w:eastAsia="黑体" w:hAnsi="黑体" w:hint="eastAsia"/>
+          <w:szCs w:val="21"/>
+        </w:rPr>
+        <w:t>2.1</w:t>
+      </w:r>
+      <w:r>
+        <w:rPr>
+          <w:rFonts w:ascii="黑体" w:eastAsia="黑体" w:hAnsi="黑体"/>
+          <w:szCs w:val="21"/>
+        </w:rPr>
+        <w:t>战略连续性保障现代化进程稳步推进</w:t>
+      </w:r>
+    </w:p>
+    <w:p>
+      <w:pPr>
+        <w:ind w:firstLineChars="200" w:firstLine="420"/>
+        <w:rPr>
+          <w:rFonts w:ascii="宋体" w:hAnsi="宋体" w:hint="eastAsia"/>
+          <w:szCs w:val="21"/>
+        </w:rPr>
+      </w:pPr>
+      <w:r>
         <w:rPr>
           <w:rFonts w:ascii="宋体" w:hAnsi="宋体"/>
+          <w:szCs w:val="21"/>
+        </w:rPr>
+        <w:t>中国式现代化是一个阶梯式递进、不断发展进步的历史过程，需要不懈努力、接续奋斗。中长期规划作为党和国家对经济社会发展的顶层设计，通过明确阶段性目标、战略重点与实施路径，确保现代化建设始终沿着正确方向稳步推进。从“十四五”圆满收官到“十五五”科学谋划，我国始终坚持以习近平新时代中国特色社会主义思想为指导，统筹推进“五位一体”总体布局，协调推进“四个全面”战略布局，形成了前后衔接、有机统一的战略体系。</w:t>
+      </w:r>
+    </w:p>
+    <w:p>
+      <w:pPr>
+        <w:ind w:firstLineChars="200" w:firstLine="420"/>
+        <w:rPr>
+          <w:rFonts w:ascii="宋体" w:hAnsi="宋体" w:hint="eastAsia"/>
+          <w:szCs w:val="21"/>
+        </w:rPr>
+      </w:pPr>
+      <w:r>
+        <w:rPr>
+          <w:rFonts w:ascii="宋体" w:hAnsi="宋体"/>
+          <w:szCs w:val="21"/>
+        </w:rPr>
+        <w:t>习近平主持召开部分省区市“十五五”时期经济社会发展座谈会时强调，要适应形势变化、把握战略重点，科学谋划“十五五”时期经济社会发展。这种基于历史经验与现实国情的战略谋划，既保持了政策的连续性与稳定性，又根据形势变化作出灵活调整，使中国式现代化在接续奋斗中不断取得新突破。中长期规划所蕴含的战略定力与系统思维，正是我国能够抵御各类风险挑战、保持经济快速发展和社会长期稳定两大奇迹的关键所在。</w:t>
+      </w:r>
+    </w:p>
+    <w:p>
+      <w:pPr>
+        <w:rPr>
+          <w:rFonts w:ascii="黑体" w:eastAsia="黑体" w:hAnsi="黑体" w:hint="eastAsia"/>
+          <w:szCs w:val="21"/>
+        </w:rPr>
+      </w:pPr>
+      <w:r>
+        <w:rPr>
+          <w:rFonts w:ascii="黑体" w:eastAsia="黑体" w:hAnsi="黑体" w:hint="eastAsia"/>
+          <w:szCs w:val="21"/>
+        </w:rPr>
+        <w:t>2.2</w:t>
+      </w:r>
+      <w:r>
+        <w:rPr>
+          <w:rFonts w:ascii="黑体" w:eastAsia="黑体" w:hAnsi="黑体"/>
+          <w:szCs w:val="21"/>
+        </w:rPr>
+        <w:t>改革创新性破解现代化发展难题</w:t>
+      </w:r>
+    </w:p>
+    <w:p>
+      <w:pPr>
+        <w:ind w:firstLineChars="200" w:firstLine="420"/>
+        <w:rPr>
+          <w:rFonts w:ascii="宋体" w:hAnsi="宋体" w:hint="eastAsia"/>
+          <w:szCs w:val="21"/>
+        </w:rPr>
+      </w:pPr>
+      <w:r>
+        <w:rPr>
+          <w:rFonts w:ascii="宋体" w:hAnsi="宋体"/>
+          <w:szCs w:val="21"/>
+        </w:rPr>
+        <w:t>全面深化改革是推进中国式现代化的根本动力，而中长期规划为改革创新提供了明确的路线图与突破口。《中共中央关于进一步全面深化改革推进中国式现代化的决定》明确了改革的总体方向，而中长期规划则将改革任务分解到各个发展阶段，通过有序推进、重点突破的方式，破解现代化进程中的体制机制障碍。</w:t>
+      </w:r>
+    </w:p>
+    <w:p>
+      <w:pPr>
+        <w:ind w:firstLineChars="200" w:firstLine="420"/>
+        <w:rPr>
+          <w:rFonts w:ascii="宋体" w:hAnsi="宋体" w:hint="eastAsia"/>
+          <w:szCs w:val="21"/>
+        </w:rPr>
+      </w:pPr>
+      <w:r>
+        <w:rPr>
+          <w:rFonts w:ascii="宋体" w:hAnsi="宋体"/>
+          <w:szCs w:val="21"/>
+        </w:rPr>
+        <w:t>在经济领域，中长期规划聚焦高质量发展主题，明确提出坚持和落实“两个毫不动摇”，促进民营经济健康发展、高质量发展，为各类市场主体营造公平竞争的发展环境。在城乡发展领域，规划以深化农村改革为动力，扎实推进乡村全面振兴，加快农业农村现代化，着力破解城乡二元结构难题。在市场建设领域，规划强调纵深推进全国统一大市场建设，坚决破除卡点堵点，促进商品和要素自由流动，为构建新发</w:t>
+      </w:r>
+      <w:r>
+        <w:rPr>
+          <w:rFonts w:ascii="宋体" w:hAnsi="宋体"/>
+          <w:szCs w:val="21"/>
+        </w:rPr>
+        <w:lastRenderedPageBreak/>
+        <w:t>展格局提供支撑。这种以规划引领改革、以改革激活发展的逻辑，有效破解了现代化进程中的结构性矛盾，为经济社会发展注入持续动力。</w:t>
+      </w:r>
+    </w:p>
+    <w:p>
+      <w:pPr>
+        <w:rPr>
+          <w:rFonts w:ascii="仿宋" w:eastAsia="仿宋" w:hAnsi="仿宋" w:hint="eastAsia"/>
+          <w:sz w:val="28"/>
+          <w:szCs w:val="28"/>
+        </w:rPr>
+      </w:pPr>
+      <w:r>
+        <w:rPr>
+          <w:rFonts w:ascii="仿宋" w:eastAsia="仿宋" w:hAnsi="仿宋" w:hint="eastAsia"/>
+          <w:sz w:val="28"/>
+          <w:szCs w:val="28"/>
+        </w:rPr>
+        <w:t>3</w:t>
+      </w:r>
+      <w:r>
+        <w:rPr>
+          <w:rFonts w:ascii="仿宋" w:eastAsia="仿宋" w:hAnsi="仿宋"/>
+          <w:sz w:val="28"/>
+          <w:szCs w:val="28"/>
+        </w:rPr>
+        <w:t>中长期规划下中国式现代化的实践路径</w:t>
+      </w:r>
+    </w:p>
+    <w:p>
+      <w:pPr>
+        <w:rPr>
+          <w:rFonts w:ascii="黑体" w:eastAsia="黑体" w:hAnsi="黑体" w:hint="eastAsia"/>
+          <w:szCs w:val="21"/>
+        </w:rPr>
+      </w:pPr>
+      <w:r>
+        <w:rPr>
+          <w:rFonts w:ascii="黑体" w:eastAsia="黑体" w:hAnsi="黑体" w:hint="eastAsia"/>
+          <w:szCs w:val="21"/>
+        </w:rPr>
+        <w:t>3.1</w:t>
+      </w:r>
+      <w:r>
+        <w:rPr>
+          <w:rFonts w:ascii="黑体" w:eastAsia="黑体" w:hAnsi="黑体"/>
+          <w:szCs w:val="21"/>
+        </w:rPr>
+        <w:t>以高质量发展为核心，夯实现代化经济根基</w:t>
+      </w:r>
+    </w:p>
+    <w:p>
+      <w:pPr>
+        <w:ind w:firstLineChars="200" w:firstLine="420"/>
+        <w:rPr>
+          <w:rFonts w:ascii="宋体" w:hAnsi="宋体" w:hint="eastAsia"/>
+          <w:szCs w:val="21"/>
+        </w:rPr>
+      </w:pPr>
+      <w:r>
+        <w:rPr>
+          <w:rFonts w:ascii="宋体" w:hAnsi="宋体"/>
+          <w:szCs w:val="21"/>
+        </w:rPr>
+        <w:t>高质量发展是中国式现代化的首要任务，中长期规划围绕高质量发展作出了系统部署。在产业发展方面，规划坚持把发展经济的着力点放在实体经济上，推动制造业智能化、绿色化、融合化发展，加快建设制造强国、质量强国、网络强国等，构建以先进制造业为骨干的现代化产业体系。通过优化提升传统产业、培育壮大新兴产业和未来产业，促进服务业优质高效发展，形成实体经济、科技创新、现代金融、人力资源协同发展的产业体系。</w:t>
+      </w:r>
+    </w:p>
+    <w:p>
+      <w:pPr>
+        <w:ind w:firstLineChars="200" w:firstLine="420"/>
+        <w:rPr>
+          <w:rFonts w:ascii="宋体" w:hAnsi="宋体" w:hint="eastAsia"/>
+          <w:szCs w:val="21"/>
+        </w:rPr>
+      </w:pPr>
+      <w:r>
+        <w:rPr>
+          <w:rFonts w:ascii="宋体" w:hAnsi="宋体"/>
+          <w:szCs w:val="21"/>
+        </w:rPr>
+        <w:t>在创新驱动方面，规划强调加快高水平科技自立自强，引领发展新质生产力。抓住新一轮科技革命和产业变革机遇，统筹教育强国、科技强国、人才强国建设，加强原始创新和关键核心技术攻关，推动科技创新和产业创新深度融合。通过提升国家创新体系整体效能，全面增强自主创新能力，抢占科技发展制高点，为高质量发展提供核心支撑。</w:t>
+      </w:r>
+    </w:p>
+    <w:p>
+      <w:pPr>
+        <w:rPr>
+          <w:rFonts w:ascii="黑体" w:eastAsia="黑体" w:hAnsi="黑体" w:hint="eastAsia"/>
+          <w:szCs w:val="21"/>
+        </w:rPr>
+      </w:pPr>
+      <w:r>
+        <w:rPr>
+          <w:rFonts w:ascii="黑体" w:eastAsia="黑体" w:hAnsi="黑体" w:hint="eastAsia"/>
+          <w:szCs w:val="21"/>
+        </w:rPr>
+        <w:t>3.2</w:t>
+      </w:r>
+      <w:r>
+        <w:rPr>
+          <w:rFonts w:ascii="黑体" w:eastAsia="黑体" w:hAnsi="黑体"/>
+          <w:szCs w:val="21"/>
+        </w:rPr>
+        <w:t>以全面深化改革为动力，完善现代化制度体系</w:t>
+      </w:r>
+    </w:p>
+    <w:p>
+      <w:pPr>
+        <w:ind w:firstLineChars="200" w:firstLine="420"/>
+        <w:rPr>
+          <w:rFonts w:ascii="宋体" w:hAnsi="宋体" w:hint="eastAsia"/>
+          <w:szCs w:val="21"/>
+        </w:rPr>
+      </w:pPr>
+      <w:r>
+        <w:rPr>
+          <w:rFonts w:ascii="宋体" w:hAnsi="宋体"/>
+          <w:szCs w:val="21"/>
+        </w:rPr>
+        <w:t>制度优势是中国式现代化的根本保障，中长期规划以制度建设为主线，推动全面深化改革向纵深发展。在经济体制改革方面，规划坚持和完善社会主义基本经济制度，充分激发各类经营主体活力。通过加快完善要素市场化配置体制机制，提升宏观经济治理效能，构建高水平社会主义市场经济体制。特别注重促进民营经济健康发展、高质量发展，落实“两个毫不动摇”，在市场准入、公平竞争等方面持续发力，为民营经济营造稳定、透明、可预期的发展环境。</w:t>
+      </w:r>
+    </w:p>
+    <w:p>
+      <w:pPr>
+        <w:ind w:firstLineChars="200" w:firstLine="420"/>
+        <w:rPr>
+          <w:rFonts w:ascii="宋体" w:hAnsi="宋体" w:hint="eastAsia"/>
+          <w:szCs w:val="21"/>
+        </w:rPr>
+      </w:pPr>
+      <w:r>
+        <w:rPr>
+          <w:rFonts w:ascii="宋体" w:hAnsi="宋体"/>
+          <w:szCs w:val="21"/>
+        </w:rPr>
+        <w:t>在农村改革方面，规划以进一步深化农村改革为动力，扎实推进乡村全面振兴。落实《加快建设农业强国规划(2024－2035年）》要求，坚持把解决好“三农”问题作为全党工作重中之重，促进城乡融合发展，持续巩固拓展脱贫攻坚成果，推动农村基本具备现代生活条件。通过完善农村土地制度、健全城乡要素双向流动机制、发展乡村产业等举措，加快农业农村现代化步伐。</w:t>
+      </w:r>
+    </w:p>
+    <w:p>
+      <w:pPr>
+        <w:ind w:firstLineChars="200" w:firstLine="420"/>
+        <w:rPr>
+          <w:rFonts w:ascii="宋体" w:hAnsi="宋体" w:hint="eastAsia"/>
+          <w:szCs w:val="21"/>
+        </w:rPr>
+      </w:pPr>
+      <w:r>
+        <w:rPr>
+          <w:rFonts w:ascii="宋体" w:hAnsi="宋体"/>
+          <w:szCs w:val="21"/>
+        </w:rPr>
+        <w:t>在治理体系改革方面，规划注重统筹推进各领域治理能力现代化。通过完善宏观经济治理、加强基层治理、推进数字中国建设等，提升治理效能。同时，将全面从严治党作为根本保障，深入推进党的建设新的伟大工程，为现代化建设提供坚强政治保证。</w:t>
+      </w:r>
+    </w:p>
+    <w:p>
+      <w:pPr>
+        <w:rPr>
+          <w:rFonts w:ascii="仿宋" w:eastAsia="仿宋" w:hAnsi="仿宋" w:hint="eastAsia"/>
+          <w:sz w:val="28"/>
+          <w:szCs w:val="28"/>
+        </w:rPr>
+      </w:pPr>
+      <w:r>
+        <w:rPr>
+          <w:rFonts w:ascii="仿宋" w:eastAsia="仿宋" w:hAnsi="仿宋" w:hint="eastAsia"/>
+          <w:sz w:val="28"/>
+          <w:szCs w:val="28"/>
+        </w:rPr>
+        <w:t>4</w:t>
+      </w:r>
+      <w:r>
+        <w:rPr>
+          <w:rFonts w:ascii="仿宋" w:eastAsia="仿宋" w:hAnsi="仿宋"/>
+          <w:sz w:val="28"/>
+          <w:szCs w:val="28"/>
+        </w:rPr>
+        <w:t>结论与展望</w:t>
+      </w:r>
+    </w:p>
+    <w:p>
+      <w:pPr>
+        <w:ind w:firstLineChars="200" w:firstLine="420"/>
+        <w:rPr>
+          <w:rFonts w:ascii="宋体" w:hAnsi="宋体" w:hint="eastAsia"/>
+          <w:szCs w:val="21"/>
+        </w:rPr>
+      </w:pPr>
+      <w:r>
+        <w:rPr>
+          <w:rFonts w:ascii="宋体" w:hAnsi="宋体"/>
+          <w:szCs w:val="21"/>
+        </w:rPr>
+        <w:t>中长期规划作为我们党治国理政的重要方式，为中国式现代化提供了科学指引、系统部署和坚实保障。在“十五五”时期这一关键发展阶段，坚持以中长期规划为引领，牢牢把握高质量发展主题，以全面深化改革激发动力，以统筹发展和安全筑牢底线，以扩大开放合作拓展空间，是推进中国式现代化的必由之路。</w:t>
+      </w:r>
+    </w:p>
+    <w:p>
+      <w:pPr>
+        <w:ind w:firstLineChars="200" w:firstLine="420"/>
+        <w:rPr>
+          <w:rFonts w:ascii="宋体" w:hAnsi="宋体" w:hint="eastAsia"/>
+          <w:szCs w:val="21"/>
+        </w:rPr>
+      </w:pPr>
+      <w:r>
+        <w:rPr>
+          <w:rFonts w:ascii="宋体" w:hAnsi="宋体"/>
+          <w:szCs w:val="21"/>
+        </w:rPr>
+        <w:t>实践证明，中长期规划所蕴含的战略连续性、改革创新性和统筹协调性，能够有效应对现代化进程中的各类风险挑战，确保中国式现代化稳步推进。在未来发展中，需进一步发挥中长期规划的引领作用，根据形势变化动态优化规划实施路径，破解发展难题、凝聚发展合力。同时，要将规划部署转化为具体实践，通过扎实有效的工作，推动高质量发展取得显著成效，科技自立自强水平大幅提高，进一步全面深化改革取得新突破，人民生活品质不断提高，国家安全屏障更加巩固。</w:t>
+      </w:r>
+    </w:p>
+    <w:p>
+      <w:pPr>
+        <w:ind w:firstLineChars="200" w:firstLine="420"/>
+        <w:rPr>
+          <w:rFonts w:ascii="宋体" w:hAnsi="宋体" w:hint="eastAsia"/>
+          <w:szCs w:val="21"/>
+        </w:rPr>
+      </w:pPr>
+      <w:r>
+        <w:rPr>
+          <w:rFonts w:ascii="宋体" w:hAnsi="宋体"/>
+          <w:szCs w:val="21"/>
+        </w:rPr>
+        <w:t>站在新的历史起点上，在中长期规划的科学引领下，全党全国各族人民深刻领悟“两个确立”的决定性意义，增强“四个意识”、坚定“四个自信”、做到“两个维护”，敢于斗争、善于斗争，就一定能在“十五五”时期续写经济快速发展和社会长期稳定两大奇迹新篇章，为到2035年基本实现社会主义现代化奠定坚实基础，奋力开创中国式现代化建设新局面。</w:t>
+      </w:r>
+    </w:p>
+    <w:p>
+      <w:pPr>
+        <w:rPr>
+          <w:rFonts w:ascii="黑体" w:eastAsia="黑体" w:hAnsi="黑体" w:hint="eastAsia"/>
           <w:sz w:val="18"/>
           <w:szCs w:val="18"/>
         </w:rPr>
@@ -1163,501 +1574,33 @@
           <w:sz w:val="18"/>
           <w:szCs w:val="18"/>
         </w:rPr>
-        <w:t>关键词</w:t>
-      </w:r>
-      <w:r>
-        <w:rPr>
-          <w:rFonts w:ascii="黑体" w:eastAsia="黑体" w:hAnsi="黑体" w:hint="eastAsia"/>
-          <w:sz w:val="18"/>
-          <w:szCs w:val="18"/>
-        </w:rPr>
-        <w:t>：</w:t>
-      </w:r>
-      <w:r>
-        <w:rPr>
-          <w:rFonts w:ascii="宋体" w:hAnsi="宋体"/>
-          <w:sz w:val="18"/>
-          <w:szCs w:val="18"/>
-        </w:rPr>
-        <w:t>中长期规划；中国式现代化；高质量发展；国家安全；全面深化改革</w:t>
-      </w:r>
-    </w:p>
-    <w:p>
-      <w:pPr>
-        <w:rPr>
-          <w:rFonts w:ascii="仿宋" w:eastAsia="仿宋" w:hAnsi="仿宋"/>
-          <w:sz w:val="28"/>
-          <w:szCs w:val="28"/>
-        </w:rPr>
-      </w:pPr>
-      <w:r>
-        <w:rPr>
-          <w:rFonts w:ascii="仿宋" w:eastAsia="仿宋" w:hAnsi="仿宋" w:hint="eastAsia"/>
-          <w:sz w:val="28"/>
-          <w:szCs w:val="28"/>
-        </w:rPr>
-        <w:t>1</w:t>
-      </w:r>
-      <w:r>
-        <w:rPr>
-          <w:rFonts w:ascii="仿宋" w:eastAsia="仿宋" w:hAnsi="仿宋"/>
-          <w:sz w:val="28"/>
-          <w:szCs w:val="28"/>
-        </w:rPr>
-        <w:t>引言</w:t>
-      </w:r>
-    </w:p>
-    <w:p>
-      <w:pPr>
-        <w:ind w:firstLineChars="200" w:firstLine="420"/>
-        <w:rPr>
-          <w:rFonts w:ascii="宋体" w:hAnsi="宋体"/>
-          <w:szCs w:val="21"/>
-        </w:rPr>
-      </w:pPr>
-      <w:r>
-        <w:rPr>
-          <w:rFonts w:ascii="宋体" w:hAnsi="宋体"/>
-          <w:szCs w:val="21"/>
-        </w:rPr>
-        <w:t>中国式现代化是人口规模巨大、全体人民共同富裕、物质文明和精神文明相协调、人与自然和谐共生、走和平发展道路的现代化，其推进过程需应对复杂多变的内外环境与艰巨繁重的改革发展任务。习近平指出，用中长期规划指导经济社会发展是我们党治国理政的一种重要方式，这一方式在“十四五”时期的实践中已充分彰显优势，推动我国经济实力、科技实力、综合国力跃上新台阶，为第二个百年奋斗目标新征程实现良好开局。</w:t>
-      </w:r>
-    </w:p>
-    <w:p>
-      <w:pPr>
-        <w:ind w:firstLineChars="200" w:firstLine="420"/>
-        <w:rPr>
-          <w:rFonts w:ascii="宋体" w:hAnsi="宋体"/>
-          <w:szCs w:val="21"/>
-        </w:rPr>
-      </w:pPr>
-      <w:r>
-        <w:rPr>
-          <w:rFonts w:ascii="宋体" w:hAnsi="宋体"/>
-          <w:szCs w:val="21"/>
-        </w:rPr>
-        <w:t>“十五五”时期是基本实现社会主义现代化夯实基础、全面发力的关键时期，具有承前启后的重要地位。当前，我国发展处于战略机遇和风险挑战并存、不确定难预料因素增多的时期，既要应对国际格局深刻调整带来的外部压力，也要破解国内改革发展中的深层次矛盾。在此背景下，深入研读《中共中央关于进一步全面深化改革推进中国式现代化的决定》《加快建设农业强国规划(2024－2035年）》等重要文献，准确把握中长期规划的战略导向，探索中国式现代化的实践路径与发展保障，具有重要的理论与现实意义。</w:t>
-      </w:r>
-    </w:p>
-    <w:p>
-      <w:pPr>
-        <w:rPr>
-          <w:rFonts w:ascii="仿宋" w:eastAsia="仿宋" w:hAnsi="仿宋"/>
-          <w:sz w:val="28"/>
-          <w:szCs w:val="28"/>
-        </w:rPr>
-      </w:pPr>
-      <w:r>
-        <w:rPr>
-          <w:rFonts w:ascii="仿宋" w:eastAsia="仿宋" w:hAnsi="仿宋" w:hint="eastAsia"/>
-          <w:sz w:val="28"/>
-          <w:szCs w:val="28"/>
-        </w:rPr>
-        <w:t>2</w:t>
-      </w:r>
-      <w:r>
-        <w:rPr>
-          <w:rFonts w:ascii="仿宋" w:eastAsia="仿宋" w:hAnsi="仿宋"/>
-          <w:sz w:val="28"/>
-          <w:szCs w:val="28"/>
-        </w:rPr>
-        <w:t>中长期规划引领中国式现代化的核心逻辑</w:t>
-      </w:r>
-    </w:p>
-    <w:p>
-      <w:pPr>
-        <w:rPr>
-          <w:rFonts w:ascii="黑体" w:eastAsia="黑体" w:hAnsi="黑体"/>
-          <w:szCs w:val="21"/>
-        </w:rPr>
-      </w:pPr>
-      <w:r>
-        <w:rPr>
-          <w:rFonts w:ascii="黑体" w:eastAsia="黑体" w:hAnsi="黑体" w:hint="eastAsia"/>
-          <w:szCs w:val="21"/>
-        </w:rPr>
-        <w:t>2.1</w:t>
-      </w:r>
-      <w:r>
-        <w:rPr>
-          <w:rFonts w:ascii="黑体" w:eastAsia="黑体" w:hAnsi="黑体"/>
-          <w:szCs w:val="21"/>
-        </w:rPr>
-        <w:t>战略连续性保障现代化进程稳步推进</w:t>
-      </w:r>
-    </w:p>
-    <w:p>
-      <w:pPr>
-        <w:ind w:firstLineChars="200" w:firstLine="420"/>
-        <w:rPr>
-          <w:rFonts w:ascii="宋体" w:hAnsi="宋体"/>
-          <w:szCs w:val="21"/>
-        </w:rPr>
-      </w:pPr>
-      <w:r>
-        <w:rPr>
-          <w:rFonts w:ascii="宋体" w:hAnsi="宋体"/>
-          <w:szCs w:val="21"/>
-        </w:rPr>
-        <w:t>中国式现代化是一个阶梯式递进、不断发展进步的历史过程，需要不懈努力、接续奋斗。中长期规划作为党和国家对经济社会发展的顶层设计，通过明确阶段性目标、战略重点与实施路径，确保现代化建设始终沿着正确方向稳步推进。从“十四五”圆满收官到“十五五”科学谋划，我国始终坚持以习近平新时代中国特色社会主义思想为指导，统筹推进“五位一体”总体布局，协调推进“四个全面”战略布局，形成了前后衔接、有机统一的战略体系。</w:t>
-      </w:r>
-    </w:p>
-    <w:p>
-      <w:pPr>
-        <w:ind w:firstLineChars="200" w:firstLine="420"/>
-        <w:rPr>
-          <w:rFonts w:ascii="宋体" w:hAnsi="宋体"/>
-          <w:szCs w:val="21"/>
-        </w:rPr>
-      </w:pPr>
-      <w:r>
-        <w:rPr>
-          <w:rFonts w:ascii="宋体" w:hAnsi="宋体"/>
-          <w:szCs w:val="21"/>
-        </w:rPr>
-        <w:t>习近平主持召开部分省区市“十五五”时期经济社会发展座谈会时强调，要适应形势变化、把握战略重点，科学谋划“十五五”时期经济社会发展。这种基于历史经验与现实国情的战略谋划，既保持了政策的连续性与稳定性，又根据形势变化</w:t>
-      </w:r>
-      <w:proofErr w:type="gramStart"/>
-      <w:r>
-        <w:rPr>
-          <w:rFonts w:ascii="宋体" w:hAnsi="宋体"/>
-          <w:szCs w:val="21"/>
-        </w:rPr>
-        <w:t>作出</w:t>
-      </w:r>
-      <w:proofErr w:type="gramEnd"/>
-      <w:r>
-        <w:rPr>
-          <w:rFonts w:ascii="宋体" w:hAnsi="宋体"/>
-          <w:szCs w:val="21"/>
-        </w:rPr>
-        <w:t>灵活调整，使中国式现代化在接续奋斗中不断取得新突破。中长期规划所蕴含的战略定力与系统思维，正是我国能够抵御各类风险挑战、保持经济快速发展和社会长期稳定两大奇迹的关键所在。</w:t>
-      </w:r>
-    </w:p>
-    <w:p>
-      <w:pPr>
-        <w:rPr>
-          <w:rFonts w:ascii="黑体" w:eastAsia="黑体" w:hAnsi="黑体"/>
-          <w:szCs w:val="21"/>
-        </w:rPr>
-      </w:pPr>
-      <w:r>
-        <w:rPr>
-          <w:rFonts w:ascii="黑体" w:eastAsia="黑体" w:hAnsi="黑体" w:hint="eastAsia"/>
-          <w:szCs w:val="21"/>
-        </w:rPr>
-        <w:t>2.2</w:t>
-      </w:r>
-      <w:r>
-        <w:rPr>
-          <w:rFonts w:ascii="黑体" w:eastAsia="黑体" w:hAnsi="黑体"/>
-          <w:szCs w:val="21"/>
-        </w:rPr>
-        <w:t>改革创新性破解现代化发展难题</w:t>
-      </w:r>
-    </w:p>
-    <w:p>
-      <w:pPr>
-        <w:ind w:firstLineChars="200" w:firstLine="420"/>
-        <w:rPr>
-          <w:rFonts w:ascii="宋体" w:hAnsi="宋体"/>
-          <w:szCs w:val="21"/>
-        </w:rPr>
-      </w:pPr>
-      <w:r>
-        <w:rPr>
-          <w:rFonts w:ascii="宋体" w:hAnsi="宋体"/>
-          <w:szCs w:val="21"/>
-        </w:rPr>
-        <w:t>全面深化改革是推进中国式现代化的根本动力，而中长期规划为改革创新提供了明确的路线图与突破口。《中共中央关于进一步全面深化改革推进中国式现代化的决定》明确了改革的总体方向，而中长期规划则将改革任务分解到各个发展阶段，通过有序推进、重点突破的方式，破解现代化进程中的体制机制障碍。</w:t>
-      </w:r>
-    </w:p>
-    <w:p>
-      <w:pPr>
-        <w:ind w:firstLineChars="200" w:firstLine="420"/>
-        <w:rPr>
-          <w:rFonts w:ascii="宋体" w:hAnsi="宋体"/>
-          <w:szCs w:val="21"/>
-        </w:rPr>
-      </w:pPr>
-      <w:r>
-        <w:rPr>
-          <w:rFonts w:ascii="宋体" w:hAnsi="宋体"/>
-          <w:szCs w:val="21"/>
-        </w:rPr>
-        <w:t>在经济领域，中长期规划聚焦高质量发展主题，明确提出坚持和落实“两个毫不动摇”，促进民营经济健康发展、高质量发展，为各类市场主体营造公平竞争的发展环境。在城乡发展领域，规划以深化农村改革为动力，扎实推进乡村全面振兴，加快农业农村现代化，着力破解城乡二元结构难题。在市场建设领域，规划强调纵深推进全国统一大市场建设，坚决破除卡点堵点，促进商品和要素自由流动，为构建新发</w:t>
-      </w:r>
-      <w:r>
-        <w:rPr>
-          <w:rFonts w:ascii="宋体" w:hAnsi="宋体"/>
-          <w:szCs w:val="21"/>
-        </w:rPr>
-        <w:lastRenderedPageBreak/>
-        <w:t>展格局提供支撑。这种以规划引领改革、以改革激活发展的逻辑，有效破解了现代化进程中的结构性矛盾，为经济社会发展注入持续动力。</w:t>
-      </w:r>
-    </w:p>
-    <w:p>
-      <w:pPr>
-        <w:rPr>
-          <w:rFonts w:ascii="仿宋" w:eastAsia="仿宋" w:hAnsi="仿宋"/>
-          <w:sz w:val="28"/>
-          <w:szCs w:val="28"/>
-        </w:rPr>
-      </w:pPr>
-      <w:r>
-        <w:rPr>
-          <w:rFonts w:ascii="仿宋" w:eastAsia="仿宋" w:hAnsi="仿宋" w:hint="eastAsia"/>
-          <w:sz w:val="28"/>
-          <w:szCs w:val="28"/>
-        </w:rPr>
-        <w:t>3</w:t>
-      </w:r>
-      <w:r>
-        <w:rPr>
-          <w:rFonts w:ascii="仿宋" w:eastAsia="仿宋" w:hAnsi="仿宋"/>
-          <w:sz w:val="28"/>
-          <w:szCs w:val="28"/>
-        </w:rPr>
-        <w:t>中长期规划下中国式现代化的实践路径</w:t>
-      </w:r>
-    </w:p>
-    <w:p>
-      <w:pPr>
-        <w:rPr>
-          <w:rFonts w:ascii="黑体" w:eastAsia="黑体" w:hAnsi="黑体"/>
-          <w:szCs w:val="21"/>
-        </w:rPr>
-      </w:pPr>
-      <w:r>
-        <w:rPr>
-          <w:rFonts w:ascii="黑体" w:eastAsia="黑体" w:hAnsi="黑体" w:hint="eastAsia"/>
-          <w:szCs w:val="21"/>
-        </w:rPr>
-        <w:t>3.1</w:t>
-      </w:r>
-      <w:r>
-        <w:rPr>
-          <w:rFonts w:ascii="黑体" w:eastAsia="黑体" w:hAnsi="黑体"/>
-          <w:szCs w:val="21"/>
-        </w:rPr>
-        <w:t>以高质量发展为核心，夯实现代化经济根基</w:t>
-      </w:r>
-    </w:p>
-    <w:p>
-      <w:pPr>
-        <w:ind w:firstLineChars="200" w:firstLine="420"/>
-        <w:rPr>
-          <w:rFonts w:ascii="宋体" w:hAnsi="宋体"/>
-          <w:szCs w:val="21"/>
-        </w:rPr>
-      </w:pPr>
-      <w:r>
-        <w:rPr>
-          <w:rFonts w:ascii="宋体" w:hAnsi="宋体"/>
-          <w:szCs w:val="21"/>
-        </w:rPr>
-        <w:t>高质量发展是中国式现代化的首要任务，中长期规划围绕高质量发展</w:t>
-      </w:r>
-      <w:proofErr w:type="gramStart"/>
-      <w:r>
-        <w:rPr>
-          <w:rFonts w:ascii="宋体" w:hAnsi="宋体"/>
-          <w:szCs w:val="21"/>
-        </w:rPr>
-        <w:t>作出</w:t>
-      </w:r>
-      <w:proofErr w:type="gramEnd"/>
-      <w:r>
-        <w:rPr>
-          <w:rFonts w:ascii="宋体" w:hAnsi="宋体"/>
-          <w:szCs w:val="21"/>
-        </w:rPr>
-        <w:t>了系统部署。在产业发展方面，规划坚持把发展经济的着力点放在实体经济上，推动制造业智能化、绿色化、融合化发展，加快建设制造强国、质量强国、网络强国等，构建以先进制造业为骨干的现代化产业体系。通过优化提升传统产业、培育壮大新兴产业和未来产业，促进服务业优质高效发展，形成实体经济、科技创新、现代金融、人力资源协同发展的产业体系。</w:t>
-      </w:r>
-    </w:p>
-    <w:p>
-      <w:pPr>
-        <w:ind w:firstLineChars="200" w:firstLine="420"/>
-        <w:rPr>
-          <w:rFonts w:ascii="宋体" w:hAnsi="宋体"/>
-          <w:szCs w:val="21"/>
-        </w:rPr>
-      </w:pPr>
-      <w:r>
-        <w:rPr>
-          <w:rFonts w:ascii="宋体" w:hAnsi="宋体"/>
-          <w:szCs w:val="21"/>
-        </w:rPr>
-        <w:t>在创新驱动方面，规划强调加快高水平科技自立自强，引领发展新质生产力。抓住新一轮科技革命和产业变革机遇，统筹教育强国、科技强国、人才强国建设，加强原始创新和关键核心技术攻关，推动科技创新和产业创新深度融合。通过提升国家创新体系整体效能，全面增强自主创新能力，抢占科技发展制高点，为高质量发展提供核心支撑。</w:t>
-      </w:r>
-    </w:p>
-    <w:p>
-      <w:pPr>
-        <w:rPr>
-          <w:rFonts w:ascii="黑体" w:eastAsia="黑体" w:hAnsi="黑体"/>
-          <w:szCs w:val="21"/>
-        </w:rPr>
-      </w:pPr>
-      <w:r>
-        <w:rPr>
-          <w:rFonts w:ascii="黑体" w:eastAsia="黑体" w:hAnsi="黑体" w:hint="eastAsia"/>
-          <w:szCs w:val="21"/>
-        </w:rPr>
-        <w:t>3.2</w:t>
-      </w:r>
-      <w:r>
-        <w:rPr>
-          <w:rFonts w:ascii="黑体" w:eastAsia="黑体" w:hAnsi="黑体"/>
-          <w:szCs w:val="21"/>
-        </w:rPr>
-        <w:t>以全面深化改革为动力，完善现代化制度体系</w:t>
-      </w:r>
-    </w:p>
-    <w:p>
-      <w:pPr>
-        <w:ind w:firstLineChars="200" w:firstLine="420"/>
-        <w:rPr>
-          <w:rFonts w:ascii="宋体" w:hAnsi="宋体"/>
-          <w:szCs w:val="21"/>
-        </w:rPr>
-      </w:pPr>
-      <w:r>
-        <w:rPr>
-          <w:rFonts w:ascii="宋体" w:hAnsi="宋体"/>
-          <w:szCs w:val="21"/>
-        </w:rPr>
-        <w:t>制度优势是中国式现代化的根本保障，中长期规划以制度建设为主线，推动全面深化改革向纵深发展。在经济体制改革方面，规划坚持和完善社会主义基本经济制度，充分激发各类经营主体活力。通过加快完善要素市场化配置体制机制，提升宏观经济治理效能，构建高水平社会主义市场经济体制。特别注重促进民营经济健康发展、高质量发展，落实“两个毫不动摇”，在市场准入、公平竞争等方面持续发力，为民营经济营造稳定、透明、可预期的发展环境。</w:t>
-      </w:r>
-    </w:p>
-    <w:p>
-      <w:pPr>
-        <w:ind w:firstLineChars="200" w:firstLine="420"/>
-        <w:rPr>
-          <w:rFonts w:ascii="宋体" w:hAnsi="宋体"/>
-          <w:szCs w:val="21"/>
-        </w:rPr>
-      </w:pPr>
-      <w:r>
-        <w:rPr>
-          <w:rFonts w:ascii="宋体" w:hAnsi="宋体"/>
-          <w:szCs w:val="21"/>
-        </w:rPr>
-        <w:t>在农村改革方面，规划以进一步深化农村改革为动力，扎实推进乡村全面振兴。落实《加快建设农业强国规划(2024－2035年）》要求，坚持把解决好“三农”问题作为全党工作重中之重，促进城乡融合发展，持续巩固拓展脱贫攻坚成果，推动农村基本具备现代生活条件。通过完善农村土地制度、健全城乡要素双向流动机制、发展乡村产业等举措，加快农业农村现代化步伐。</w:t>
-      </w:r>
-    </w:p>
-    <w:p>
-      <w:pPr>
-        <w:ind w:firstLineChars="200" w:firstLine="420"/>
-        <w:rPr>
-          <w:rFonts w:ascii="宋体" w:hAnsi="宋体"/>
-          <w:szCs w:val="21"/>
-        </w:rPr>
-      </w:pPr>
-      <w:r>
-        <w:rPr>
-          <w:rFonts w:ascii="宋体" w:hAnsi="宋体"/>
-          <w:szCs w:val="21"/>
-        </w:rPr>
-        <w:t>在治理体系改革方面，规划注重统筹推进各领域治理能力现代化。通过完善宏观经济治理、加强基层治理、推进数字中国建设等，提升治理效能。同时，将全面从严治党作为根本保障，深入推进党的建设新的伟大工程，为现代化建设提供坚强政治保证。</w:t>
-      </w:r>
-    </w:p>
-    <w:p>
-      <w:pPr>
-        <w:rPr>
-          <w:rFonts w:ascii="仿宋" w:eastAsia="仿宋" w:hAnsi="仿宋"/>
-          <w:sz w:val="28"/>
-          <w:szCs w:val="28"/>
-        </w:rPr>
-      </w:pPr>
-      <w:r>
-        <w:rPr>
-          <w:rFonts w:ascii="仿宋" w:eastAsia="仿宋" w:hAnsi="仿宋" w:hint="eastAsia"/>
-          <w:sz w:val="28"/>
-          <w:szCs w:val="28"/>
-        </w:rPr>
-        <w:t>4</w:t>
-      </w:r>
-      <w:r>
-        <w:rPr>
-          <w:rFonts w:ascii="仿宋" w:eastAsia="仿宋" w:hAnsi="仿宋"/>
-          <w:sz w:val="28"/>
-          <w:szCs w:val="28"/>
-        </w:rPr>
-        <w:t>结论与展望</w:t>
-      </w:r>
-    </w:p>
-    <w:p>
-      <w:pPr>
-        <w:ind w:firstLineChars="200" w:firstLine="420"/>
-        <w:rPr>
-          <w:rFonts w:ascii="宋体" w:hAnsi="宋体"/>
-          <w:szCs w:val="21"/>
-        </w:rPr>
-      </w:pPr>
-      <w:r>
-        <w:rPr>
-          <w:rFonts w:ascii="宋体" w:hAnsi="宋体"/>
-          <w:szCs w:val="21"/>
-        </w:rPr>
-        <w:t>中长期规划作为我们党治国理政的重要方式，为中国式现代化提供了科学指引、系统部署和坚实保障。在“十五五”时期这一关键发展阶段，坚持以中长期规划为引领，牢牢把握高质量发展主题，以全面深化改革激发动力，以统筹发展和安全筑牢底线，以扩大开放合作拓展空间，是推进中国式现代化的必由之路。</w:t>
-      </w:r>
-    </w:p>
-    <w:p>
-      <w:pPr>
-        <w:ind w:firstLineChars="200" w:firstLine="420"/>
-        <w:rPr>
-          <w:rFonts w:ascii="宋体" w:hAnsi="宋体"/>
-          <w:szCs w:val="21"/>
-        </w:rPr>
-      </w:pPr>
-      <w:r>
-        <w:rPr>
-          <w:rFonts w:ascii="宋体" w:hAnsi="宋体"/>
-          <w:szCs w:val="21"/>
-        </w:rPr>
-        <w:t>实践证明，中长期规划所蕴含的战略连续性、改革创新性和统筹协调性，能够有效应对现代化进程中的各类风险挑战，确保中国式现代化稳步推进。在未来发展中，需进一步发挥中长期规划的引领作用，根据形势变化动态优化规划实施路径，破解发展难题、凝聚发展合力。同时，要将规划部署转化为具体实践，通过扎实有效的工作，推动高质量发展取得显著成效，科技自立自强水平大幅提高，进一步全面深化改革取得新突破，人民生活品质不断提高，国家安全屏障更加巩固。</w:t>
-      </w:r>
-    </w:p>
-    <w:p>
-      <w:pPr>
-        <w:ind w:firstLineChars="200" w:firstLine="420"/>
-        <w:rPr>
-          <w:rFonts w:ascii="宋体" w:hAnsi="宋体"/>
-          <w:szCs w:val="21"/>
-        </w:rPr>
-      </w:pPr>
-      <w:r>
-        <w:rPr>
-          <w:rFonts w:ascii="宋体" w:hAnsi="宋体"/>
-          <w:szCs w:val="21"/>
-        </w:rPr>
-        <w:t>站在新的历史起点上，在中长期规划的科学引领下，全党全国各族人民深刻领悟“两个确立”的决定性意义，增强“四个意识”、坚定“四个自信”、做到“两个维护”，敢于斗争、善于斗争，就一定能在“十五五”时期续写经济快速发展和社会长期稳定两大奇迹新篇章，为到2035年基本实现社会主义现代化奠定坚实基础，奋力开创中国式现代化建设新局面。</w:t>
-      </w:r>
-    </w:p>
-    <w:p>
-      <w:pPr>
-        <w:rPr>
-          <w:rFonts w:ascii="黑体" w:eastAsia="黑体" w:hAnsi="黑体"/>
-          <w:sz w:val="18"/>
-          <w:szCs w:val="18"/>
-        </w:rPr>
-      </w:pPr>
-      <w:r>
-        <w:rPr>
-          <w:rFonts w:ascii="黑体" w:eastAsia="黑体" w:hAnsi="黑体"/>
-          <w:sz w:val="18"/>
-          <w:szCs w:val="18"/>
-        </w:rPr>
         <w:t>参考文献</w:t>
       </w:r>
     </w:p>
     <w:p>
       <w:pPr>
+        <w:rPr>
+          <w:rFonts w:ascii="宋体" w:hAnsi="宋体" w:hint="eastAsia"/>
+          <w:sz w:val="15"/>
+          <w:szCs w:val="15"/>
+        </w:rPr>
+      </w:pPr>
+      <w:r>
         <w:rPr>
           <w:rFonts w:ascii="宋体" w:hAnsi="宋体"/>
           <w:sz w:val="15"/>
           <w:szCs w:val="15"/>
         </w:rPr>
+        <w:t>[1]习近平。用中长期规划指导经济社会发展是我们党治国理政的一种重要方式[J].求是，2025(12).</w:t>
+      </w:r>
+    </w:p>
+    <w:p>
+      <w:pPr>
+        <w:rPr>
+          <w:rFonts w:ascii="宋体" w:hAnsi="宋体" w:hint="eastAsia"/>
+          <w:sz w:val="15"/>
+          <w:szCs w:val="15"/>
+        </w:rPr>
       </w:pPr>
       <w:r>
         <w:rPr>
@@ -1665,48 +1608,31 @@
           <w:sz w:val="15"/>
           <w:szCs w:val="15"/>
         </w:rPr>
-        <w:t>[1]习近平。用中长期规划指导经济社会发展是我们党治国理政的一种重要方式[J].求是，2025(12).</w:t>
-      </w:r>
-    </w:p>
-    <w:p>
-      <w:pPr>
+        <w:lastRenderedPageBreak/>
+        <w:t>[2]中共中央关于进一步全面深化改革推进中国式现代化的决定[N].人民日报，2024-07-22.</w:t>
+      </w:r>
+    </w:p>
+    <w:p>
+      <w:pPr>
+        <w:rPr>
+          <w:rFonts w:ascii="宋体" w:hAnsi="宋体" w:hint="eastAsia"/>
+          <w:sz w:val="15"/>
+          <w:szCs w:val="15"/>
+        </w:rPr>
+      </w:pPr>
+      <w:r>
         <w:rPr>
           <w:rFonts w:ascii="宋体" w:hAnsi="宋体"/>
           <w:sz w:val="15"/>
           <w:szCs w:val="15"/>
         </w:rPr>
-      </w:pPr>
-      <w:r>
-        <w:rPr>
-          <w:rFonts w:ascii="宋体" w:hAnsi="宋体"/>
-          <w:sz w:val="15"/>
-          <w:szCs w:val="15"/>
-        </w:rPr>
-        <w:lastRenderedPageBreak/>
-        <w:t>[2]中共中央关于进一步全面深化改革推进中国式现代化的决定[N].人民日报，2024-07-22.</w:t>
-      </w:r>
-    </w:p>
-    <w:p>
-      <w:pPr>
-        <w:rPr>
-          <w:rFonts w:ascii="宋体" w:hAnsi="宋体"/>
-          <w:sz w:val="15"/>
-          <w:szCs w:val="15"/>
-        </w:rPr>
-      </w:pPr>
-      <w:r>
-        <w:rPr>
-          <w:rFonts w:ascii="宋体" w:hAnsi="宋体"/>
-          <w:sz w:val="15"/>
-          <w:szCs w:val="15"/>
-        </w:rPr>
         <w:t>[3]中共中央国务院印发《加快建设农业强国规划(2024－2035年）》[N].人民日报，2025-04-08.</w:t>
       </w:r>
     </w:p>
     <w:p>
       <w:pPr>
         <w:rPr>
-          <w:rFonts w:ascii="宋体" w:hAnsi="宋体"/>
+          <w:rFonts w:ascii="宋体" w:hAnsi="宋体" w:hint="eastAsia"/>
           <w:sz w:val="15"/>
           <w:szCs w:val="15"/>
         </w:rPr>
@@ -2379,6 +2305,7 @@
   <w:style w:type="character" w:default="1" w:styleId="a0">
     <w:name w:val="Default Paragraph Font"/>
     <w:uiPriority w:val="1"/>
+    <w:semiHidden/>
     <w:unhideWhenUsed/>
   </w:style>
   <w:style w:type="table" w:default="1" w:styleId="a1">
